--- a/tillsyn/A 15665-2025 tillsynsbegäran.docx
+++ b/tillsyn/A 15665-2025 tillsynsbegäran.docx
@@ -303,7 +303,7 @@
     <w:r>
       <w:tab/>
       <w:tab/>
-      <w:t>2025-04-02</w:t>
+      <w:t>2025-04-03</w:t>
       <w:br/>
       <w:br/>
     </w:r>

--- a/tillsyn/A 15665-2025 tillsynsbegäran.docx
+++ b/tillsyn/A 15665-2025 tillsynsbegäran.docx
@@ -303,7 +303,7 @@
     <w:r>
       <w:tab/>
       <w:tab/>
-      <w:t>2025-04-03</w:t>
+      <w:t>2025-04-05</w:t>
       <w:br/>
       <w:br/>
     </w:r>

--- a/tillsyn/A 15665-2025 tillsynsbegäran.docx
+++ b/tillsyn/A 15665-2025 tillsynsbegäran.docx
@@ -303,7 +303,7 @@
     <w:r>
       <w:tab/>
       <w:tab/>
-      <w:t>2025-04-05</w:t>
+      <w:t>2025-04-06</w:t>
       <w:br/>
       <w:br/>
     </w:r>

--- a/tillsyn/A 15665-2025 tillsynsbegäran.docx
+++ b/tillsyn/A 15665-2025 tillsynsbegäran.docx
@@ -303,7 +303,7 @@
     <w:r>
       <w:tab/>
       <w:tab/>
-      <w:t>2025-04-06</w:t>
+      <w:t>2025-04-07</w:t>
       <w:br/>
       <w:br/>
     </w:r>

--- a/tillsyn/A 15665-2025 tillsynsbegäran.docx
+++ b/tillsyn/A 15665-2025 tillsynsbegäran.docx
@@ -303,7 +303,7 @@
     <w:r>
       <w:tab/>
       <w:tab/>
-      <w:t>2025-04-07</w:t>
+      <w:t>2025-04-08</w:t>
       <w:br/>
       <w:br/>
     </w:r>

--- a/tillsyn/A 15665-2025 tillsynsbegäran.docx
+++ b/tillsyn/A 15665-2025 tillsynsbegäran.docx
@@ -303,7 +303,7 @@
     <w:r>
       <w:tab/>
       <w:tab/>
-      <w:t>2025-04-08</w:t>
+      <w:t>2025-04-09</w:t>
       <w:br/>
       <w:br/>
     </w:r>

--- a/tillsyn/A 15665-2025 tillsynsbegäran.docx
+++ b/tillsyn/A 15665-2025 tillsynsbegäran.docx
@@ -145,12 +145,12 @@
     </w:p>
     <w:p>
       <w:r>
-        <w:t>Tjäder (§4) är en utpräglad skogsfågel knuten till större sammanhängande barrskogsområden. Tupparna och hönorna utnyttjar till viss del olika miljöer, och habitatvalet varierar dessutom mellan olika delar av året. För att det ska finnas livskraftiga tjäderbestånd krävs funktionella skogslandskap med en blandning av uppvuxen, gles och luckig skog, täta sumpskogar, myrar och andra små våtmarker.</w:t>
+        <w:t>Tjäder (§4) är en utpräglad skogsfågel knuten till större sammanhängande barrskogsområden. Tupparna och hönorna utnyttjar till viss del olika miljöer, och habitatvalet varierar dessutom mellan olika delar av året. För att det ska finnas livskraftiga tjäderbestånd krävs funktionella skogslandskap med en blandning av uppvuxen, gles och luckig skog, täta sumpskogar, myrar och andra små våtmarker (Skogsstyrelsen, 2019).</w:t>
       </w:r>
     </w:p>
     <w:p>
       <w:r>
-        <w:t>Arten försvinner när skogen fragmenteras och den sammanlagda arealen hyggen och andra öppna områden blir för stor. Ett småskaligt och försiktigt virkesuttag genom hyggesfria metoder kan i vissa fall vara möjligt i området inom 200 m från lekcentrum. Längre ut från lekcentrum, inom 200–500 m bör den avverkade ytan inte överskrida 1 hektar för att undvika alltför stora och snabba förändringar.</w:t>
+        <w:t>Arten försvinner när skogen fragmenteras och den sammanlagda arealen hyggen och andra öppna områden blir för stor. Ett småskaligt och försiktigt virkesuttag genom hyggesfria metoder kan i vissa fall vara möjligt i området inom 200 m från lekcentrum. Längre ut från lekcentrum, inom 200–500 m bör den avverkade ytan inte överskrida 1 hektar för att undvika alltför stora och snabba förändringar (Skogsstyrelsen, 2019).</w:t>
       </w:r>
     </w:p>
     <w:p>
@@ -303,7 +303,7 @@
     <w:r>
       <w:tab/>
       <w:tab/>
-      <w:t>2025-04-09</w:t>
+      <w:t>2025-04-10</w:t>
       <w:br/>
       <w:br/>
     </w:r>

--- a/tillsyn/A 15665-2025 tillsynsbegäran.docx
+++ b/tillsyn/A 15665-2025 tillsynsbegäran.docx
@@ -303,7 +303,7 @@
     <w:r>
       <w:tab/>
       <w:tab/>
-      <w:t>2025-04-10</w:t>
+      <w:t>2025-04-11</w:t>
       <w:br/>
       <w:br/>
     </w:r>

--- a/tillsyn/A 15665-2025 tillsynsbegäran.docx
+++ b/tillsyn/A 15665-2025 tillsynsbegäran.docx
@@ -303,7 +303,7 @@
     <w:r>
       <w:tab/>
       <w:tab/>
-      <w:t>2025-04-11</w:t>
+      <w:t>2025-04-12</w:t>
       <w:br/>
       <w:br/>
     </w:r>

--- a/tillsyn/A 15665-2025 tillsynsbegäran.docx
+++ b/tillsyn/A 15665-2025 tillsynsbegäran.docx
@@ -303,7 +303,7 @@
     <w:r>
       <w:tab/>
       <w:tab/>
-      <w:t>2025-04-12</w:t>
+      <w:t>2025-04-13</w:t>
       <w:br/>
       <w:br/>
     </w:r>

--- a/tillsyn/A 15665-2025 tillsynsbegäran.docx
+++ b/tillsyn/A 15665-2025 tillsynsbegäran.docx
@@ -303,7 +303,7 @@
     <w:r>
       <w:tab/>
       <w:tab/>
-      <w:t>2025-04-13</w:t>
+      <w:t>2025-04-14</w:t>
       <w:br/>
       <w:br/>
     </w:r>

--- a/tillsyn/A 15665-2025 tillsynsbegäran.docx
+++ b/tillsyn/A 15665-2025 tillsynsbegäran.docx
@@ -303,7 +303,7 @@
     <w:r>
       <w:tab/>
       <w:tab/>
-      <w:t>2025-04-14</w:t>
+      <w:t>2025-04-15</w:t>
       <w:br/>
       <w:br/>
     </w:r>

--- a/tillsyn/A 15665-2025 tillsynsbegäran.docx
+++ b/tillsyn/A 15665-2025 tillsynsbegäran.docx
@@ -303,7 +303,7 @@
     <w:r>
       <w:tab/>
       <w:tab/>
-      <w:t>2025-04-15</w:t>
+      <w:t>2025-04-16</w:t>
       <w:br/>
       <w:br/>
     </w:r>

--- a/tillsyn/A 15665-2025 tillsynsbegäran.docx
+++ b/tillsyn/A 15665-2025 tillsynsbegäran.docx
@@ -303,7 +303,7 @@
     <w:r>
       <w:tab/>
       <w:tab/>
-      <w:t>2025-04-16</w:t>
+      <w:t>2025-04-17</w:t>
       <w:br/>
       <w:br/>
     </w:r>

--- a/tillsyn/A 15665-2025 tillsynsbegäran.docx
+++ b/tillsyn/A 15665-2025 tillsynsbegäran.docx
@@ -303,7 +303,7 @@
     <w:r>
       <w:tab/>
       <w:tab/>
-      <w:t>2025-04-17</w:t>
+      <w:t>2025-04-18</w:t>
       <w:br/>
       <w:br/>
     </w:r>

--- a/tillsyn/A 15665-2025 tillsynsbegäran.docx
+++ b/tillsyn/A 15665-2025 tillsynsbegäran.docx
@@ -303,7 +303,7 @@
     <w:r>
       <w:tab/>
       <w:tab/>
-      <w:t>2025-04-18</w:t>
+      <w:t>2025-04-19</w:t>
       <w:br/>
       <w:br/>
     </w:r>

--- a/tillsyn/A 15665-2025 tillsynsbegäran.docx
+++ b/tillsyn/A 15665-2025 tillsynsbegäran.docx
@@ -303,7 +303,7 @@
     <w:r>
       <w:tab/>
       <w:tab/>
-      <w:t>2025-05-03</w:t>
+      <w:t>2025-05-04</w:t>
       <w:br/>
       <w:br/>
     </w:r>

--- a/tillsyn/A 15665-2025 tillsynsbegäran.docx
+++ b/tillsyn/A 15665-2025 tillsynsbegäran.docx
@@ -303,7 +303,7 @@
     <w:r>
       <w:tab/>
       <w:tab/>
-      <w:t>2025-05-04</w:t>
+      <w:t>2025-05-06</w:t>
       <w:br/>
       <w:br/>
     </w:r>

--- a/tillsyn/A 15665-2025 tillsynsbegäran.docx
+++ b/tillsyn/A 15665-2025 tillsynsbegäran.docx
@@ -303,7 +303,7 @@
     <w:r>
       <w:tab/>
       <w:tab/>
-      <w:t>2025-05-06</w:t>
+      <w:t>2025-05-07</w:t>
       <w:br/>
       <w:br/>
     </w:r>

--- a/tillsyn/A 15665-2025 tillsynsbegäran.docx
+++ b/tillsyn/A 15665-2025 tillsynsbegäran.docx
@@ -303,7 +303,7 @@
     <w:r>
       <w:tab/>
       <w:tab/>
-      <w:t>2025-05-07</w:t>
+      <w:t>2025-05-08</w:t>
       <w:br/>
       <w:br/>
     </w:r>

--- a/tillsyn/A 15665-2025 tillsynsbegäran.docx
+++ b/tillsyn/A 15665-2025 tillsynsbegäran.docx
@@ -303,7 +303,7 @@
     <w:r>
       <w:tab/>
       <w:tab/>
-      <w:t>2025-05-08</w:t>
+      <w:t>2025-05-09</w:t>
       <w:br/>
       <w:br/>
     </w:r>

--- a/tillsyn/A 15665-2025 tillsynsbegäran.docx
+++ b/tillsyn/A 15665-2025 tillsynsbegäran.docx
@@ -303,7 +303,7 @@
     <w:r>
       <w:tab/>
       <w:tab/>
-      <w:t>2025-05-09</w:t>
+      <w:t>2025-05-10</w:t>
       <w:br/>
       <w:br/>
     </w:r>

--- a/tillsyn/A 15665-2025 tillsynsbegäran.docx
+++ b/tillsyn/A 15665-2025 tillsynsbegäran.docx
@@ -303,7 +303,7 @@
     <w:r>
       <w:tab/>
       <w:tab/>
-      <w:t>2025-05-10</w:t>
+      <w:t>2025-05-11</w:t>
       <w:br/>
       <w:br/>
     </w:r>

--- a/tillsyn/A 15665-2025 tillsynsbegäran.docx
+++ b/tillsyn/A 15665-2025 tillsynsbegäran.docx
@@ -303,7 +303,7 @@
     <w:r>
       <w:tab/>
       <w:tab/>
-      <w:t>2025-05-11</w:t>
+      <w:t>2025-05-12</w:t>
       <w:br/>
       <w:br/>
     </w:r>

--- a/tillsyn/A 15665-2025 tillsynsbegäran.docx
+++ b/tillsyn/A 15665-2025 tillsynsbegäran.docx
@@ -303,7 +303,7 @@
     <w:r>
       <w:tab/>
       <w:tab/>
-      <w:t>2025-05-12</w:t>
+      <w:t>2025-05-13</w:t>
       <w:br/>
       <w:br/>
     </w:r>

--- a/tillsyn/A 15665-2025 tillsynsbegäran.docx
+++ b/tillsyn/A 15665-2025 tillsynsbegäran.docx
@@ -303,7 +303,7 @@
     <w:r>
       <w:tab/>
       <w:tab/>
-      <w:t>2025-05-13</w:t>
+      <w:t>2025-05-14</w:t>
       <w:br/>
       <w:br/>
     </w:r>

--- a/tillsyn/A 15665-2025 tillsynsbegäran.docx
+++ b/tillsyn/A 15665-2025 tillsynsbegäran.docx
@@ -303,7 +303,7 @@
     <w:r>
       <w:tab/>
       <w:tab/>
-      <w:t>2025-05-14</w:t>
+      <w:t>2025-05-15</w:t>
       <w:br/>
       <w:br/>
     </w:r>

--- a/tillsyn/A 15665-2025 tillsynsbegäran.docx
+++ b/tillsyn/A 15665-2025 tillsynsbegäran.docx
@@ -303,7 +303,7 @@
     <w:r>
       <w:tab/>
       <w:tab/>
-      <w:t>2025-05-15</w:t>
+      <w:t>2025-05-16</w:t>
       <w:br/>
       <w:br/>
     </w:r>

--- a/tillsyn/A 15665-2025 tillsynsbegäran.docx
+++ b/tillsyn/A 15665-2025 tillsynsbegäran.docx
@@ -303,7 +303,7 @@
     <w:r>
       <w:tab/>
       <w:tab/>
-      <w:t>2025-05-16</w:t>
+      <w:t>2025-05-17</w:t>
       <w:br/>
       <w:br/>
     </w:r>

--- a/tillsyn/A 15665-2025 tillsynsbegäran.docx
+++ b/tillsyn/A 15665-2025 tillsynsbegäran.docx
@@ -303,7 +303,7 @@
     <w:r>
       <w:tab/>
       <w:tab/>
-      <w:t>2025-05-17</w:t>
+      <w:t>2025-05-18</w:t>
       <w:br/>
       <w:br/>
     </w:r>

--- a/tillsyn/A 15665-2025 tillsynsbegäran.docx
+++ b/tillsyn/A 15665-2025 tillsynsbegäran.docx
@@ -303,7 +303,7 @@
     <w:r>
       <w:tab/>
       <w:tab/>
-      <w:t>2025-05-18</w:t>
+      <w:t>2025-05-19</w:t>
       <w:br/>
       <w:br/>
     </w:r>

--- a/tillsyn/A 15665-2025 tillsynsbegäran.docx
+++ b/tillsyn/A 15665-2025 tillsynsbegäran.docx
@@ -303,7 +303,7 @@
     <w:r>
       <w:tab/>
       <w:tab/>
-      <w:t>2025-05-19</w:t>
+      <w:t>2025-05-20</w:t>
       <w:br/>
       <w:br/>
     </w:r>

--- a/tillsyn/A 15665-2025 tillsynsbegäran.docx
+++ b/tillsyn/A 15665-2025 tillsynsbegäran.docx
@@ -303,7 +303,7 @@
     <w:r>
       <w:tab/>
       <w:tab/>
-      <w:t>2025-05-20</w:t>
+      <w:t>2025-05-21</w:t>
       <w:br/>
       <w:br/>
     </w:r>

--- a/tillsyn/A 15665-2025 tillsynsbegäran.docx
+++ b/tillsyn/A 15665-2025 tillsynsbegäran.docx
@@ -303,7 +303,7 @@
     <w:r>
       <w:tab/>
       <w:tab/>
-      <w:t>2025-05-21</w:t>
+      <w:t>2025-05-22</w:t>
       <w:br/>
       <w:br/>
     </w:r>

--- a/tillsyn/A 15665-2025 tillsynsbegäran.docx
+++ b/tillsyn/A 15665-2025 tillsynsbegäran.docx
@@ -303,7 +303,7 @@
     <w:r>
       <w:tab/>
       <w:tab/>
-      <w:t>2025-05-22</w:t>
+      <w:t>2025-05-23</w:t>
       <w:br/>
       <w:br/>
     </w:r>

--- a/tillsyn/A 15665-2025 tillsynsbegäran.docx
+++ b/tillsyn/A 15665-2025 tillsynsbegäran.docx
@@ -303,7 +303,7 @@
     <w:r>
       <w:tab/>
       <w:tab/>
-      <w:t>2025-05-23</w:t>
+      <w:t>2025-05-24</w:t>
       <w:br/>
       <w:br/>
     </w:r>

--- a/tillsyn/A 15665-2025 tillsynsbegäran.docx
+++ b/tillsyn/A 15665-2025 tillsynsbegäran.docx
@@ -303,7 +303,7 @@
     <w:r>
       <w:tab/>
       <w:tab/>
-      <w:t>2025-05-24</w:t>
+      <w:t>2025-05-25</w:t>
       <w:br/>
       <w:br/>
     </w:r>

--- a/tillsyn/A 15665-2025 tillsynsbegäran.docx
+++ b/tillsyn/A 15665-2025 tillsynsbegäran.docx
@@ -303,7 +303,7 @@
     <w:r>
       <w:tab/>
       <w:tab/>
-      <w:t>2025-05-25</w:t>
+      <w:t>2025-05-26</w:t>
       <w:br/>
       <w:br/>
     </w:r>

--- a/tillsyn/A 15665-2025 tillsynsbegäran.docx
+++ b/tillsyn/A 15665-2025 tillsynsbegäran.docx
@@ -303,7 +303,7 @@
     <w:r>
       <w:tab/>
       <w:tab/>
-      <w:t>2025-05-26</w:t>
+      <w:t>2025-05-27</w:t>
       <w:br/>
       <w:br/>
     </w:r>

--- a/tillsyn/A 15665-2025 tillsynsbegäran.docx
+++ b/tillsyn/A 15665-2025 tillsynsbegäran.docx
@@ -303,7 +303,7 @@
     <w:r>
       <w:tab/>
       <w:tab/>
-      <w:t>2025-05-27</w:t>
+      <w:t>2025-05-30</w:t>
       <w:br/>
       <w:br/>
     </w:r>

--- a/tillsyn/A 15665-2025 tillsynsbegäran.docx
+++ b/tillsyn/A 15665-2025 tillsynsbegäran.docx
@@ -303,7 +303,7 @@
     <w:r>
       <w:tab/>
       <w:tab/>
-      <w:t>2025-05-30</w:t>
+      <w:t>2025-06-01</w:t>
       <w:br/>
       <w:br/>
     </w:r>

--- a/tillsyn/A 15665-2025 tillsynsbegäran.docx
+++ b/tillsyn/A 15665-2025 tillsynsbegäran.docx
@@ -303,7 +303,7 @@
     <w:r>
       <w:tab/>
       <w:tab/>
-      <w:t>2025-06-01</w:t>
+      <w:t>2025-06-02</w:t>
       <w:br/>
       <w:br/>
     </w:r>

--- a/tillsyn/A 15665-2025 tillsynsbegäran.docx
+++ b/tillsyn/A 15665-2025 tillsynsbegäran.docx
@@ -303,7 +303,7 @@
     <w:r>
       <w:tab/>
       <w:tab/>
-      <w:t>2025-06-02</w:t>
+      <w:t>2025-06-03</w:t>
       <w:br/>
       <w:br/>
     </w:r>

--- a/tillsyn/A 15665-2025 tillsynsbegäran.docx
+++ b/tillsyn/A 15665-2025 tillsynsbegäran.docx
@@ -303,7 +303,7 @@
     <w:r>
       <w:tab/>
       <w:tab/>
-      <w:t>2025-06-03</w:t>
+      <w:t>2025-06-04</w:t>
       <w:br/>
       <w:br/>
     </w:r>

--- a/tillsyn/A 15665-2025 tillsynsbegäran.docx
+++ b/tillsyn/A 15665-2025 tillsynsbegäran.docx
@@ -303,7 +303,7 @@
     <w:r>
       <w:tab/>
       <w:tab/>
-      <w:t>2025-06-04</w:t>
+      <w:t>2025-06-05</w:t>
       <w:br/>
       <w:br/>
     </w:r>

--- a/tillsyn/A 15665-2025 tillsynsbegäran.docx
+++ b/tillsyn/A 15665-2025 tillsynsbegäran.docx
@@ -303,7 +303,7 @@
     <w:r>
       <w:tab/>
       <w:tab/>
-      <w:t>2025-06-13</w:t>
+      <w:t>2025-06-15</w:t>
       <w:br/>
       <w:br/>
     </w:r>

--- a/tillsyn/A 15665-2025 tillsynsbegäran.docx
+++ b/tillsyn/A 15665-2025 tillsynsbegäran.docx
@@ -303,7 +303,7 @@
     <w:r>
       <w:tab/>
       <w:tab/>
-      <w:t>2025-06-15</w:t>
+      <w:t>2025-06-16</w:t>
       <w:br/>
       <w:br/>
     </w:r>

--- a/tillsyn/A 15665-2025 tillsynsbegäran.docx
+++ b/tillsyn/A 15665-2025 tillsynsbegäran.docx
@@ -303,7 +303,7 @@
     <w:r>
       <w:tab/>
       <w:tab/>
-      <w:t>2025-06-16</w:t>
+      <w:t>2025-06-17</w:t>
       <w:br/>
       <w:br/>
     </w:r>

--- a/tillsyn/A 15665-2025 tillsynsbegäran.docx
+++ b/tillsyn/A 15665-2025 tillsynsbegäran.docx
@@ -303,7 +303,7 @@
     <w:r>
       <w:tab/>
       <w:tab/>
-      <w:t>2025-06-17</w:t>
+      <w:t>2025-06-18</w:t>
       <w:br/>
       <w:br/>
     </w:r>

--- a/tillsyn/A 15665-2025 tillsynsbegäran.docx
+++ b/tillsyn/A 15665-2025 tillsynsbegäran.docx
@@ -303,7 +303,7 @@
     <w:r>
       <w:tab/>
       <w:tab/>
-      <w:t>2025-06-18</w:t>
+      <w:t>2025-06-19</w:t>
       <w:br/>
       <w:br/>
     </w:r>

--- a/tillsyn/A 15665-2025 tillsynsbegäran.docx
+++ b/tillsyn/A 15665-2025 tillsynsbegäran.docx
@@ -303,7 +303,7 @@
     <w:r>
       <w:tab/>
       <w:tab/>
-      <w:t>2025-06-19</w:t>
+      <w:t>2025-06-20</w:t>
       <w:br/>
       <w:br/>
     </w:r>

--- a/tillsyn/A 15665-2025 tillsynsbegäran.docx
+++ b/tillsyn/A 15665-2025 tillsynsbegäran.docx
@@ -303,7 +303,7 @@
     <w:r>
       <w:tab/>
       <w:tab/>
-      <w:t>2025-06-20</w:t>
+      <w:t>2025-06-21</w:t>
       <w:br/>
       <w:br/>
     </w:r>

--- a/tillsyn/A 15665-2025 tillsynsbegäran.docx
+++ b/tillsyn/A 15665-2025 tillsynsbegäran.docx
@@ -303,7 +303,7 @@
     <w:r>
       <w:tab/>
       <w:tab/>
-      <w:t>2025-06-21</w:t>
+      <w:t>2025-06-22</w:t>
       <w:br/>
       <w:br/>
     </w:r>

--- a/tillsyn/A 15665-2025 tillsynsbegäran.docx
+++ b/tillsyn/A 15665-2025 tillsynsbegäran.docx
@@ -303,7 +303,7 @@
     <w:r>
       <w:tab/>
       <w:tab/>
-      <w:t>2025-06-22</w:t>
+      <w:t>2025-06-23</w:t>
       <w:br/>
       <w:br/>
     </w:r>

--- a/tillsyn/A 15665-2025 tillsynsbegäran.docx
+++ b/tillsyn/A 15665-2025 tillsynsbegäran.docx
@@ -303,7 +303,7 @@
     <w:r>
       <w:tab/>
       <w:tab/>
-      <w:t>2025-06-23</w:t>
+      <w:t>2025-06-24</w:t>
       <w:br/>
       <w:br/>
     </w:r>

--- a/tillsyn/A 15665-2025 tillsynsbegäran.docx
+++ b/tillsyn/A 15665-2025 tillsynsbegäran.docx
@@ -303,7 +303,7 @@
     <w:r>
       <w:tab/>
       <w:tab/>
-      <w:t>2025-06-24</w:t>
+      <w:t>2025-06-25</w:t>
       <w:br/>
       <w:br/>
     </w:r>

--- a/tillsyn/A 15665-2025 tillsynsbegäran.docx
+++ b/tillsyn/A 15665-2025 tillsynsbegäran.docx
@@ -303,7 +303,7 @@
     <w:r>
       <w:tab/>
       <w:tab/>
-      <w:t>2025-06-25</w:t>
+      <w:t>2025-06-26</w:t>
       <w:br/>
       <w:br/>
     </w:r>

--- a/tillsyn/A 15665-2025 tillsynsbegäran.docx
+++ b/tillsyn/A 15665-2025 tillsynsbegäran.docx
@@ -303,7 +303,7 @@
     <w:r>
       <w:tab/>
       <w:tab/>
-      <w:t>2025-06-26</w:t>
+      <w:t>2025-06-27</w:t>
       <w:br/>
       <w:br/>
     </w:r>

--- a/tillsyn/A 15665-2025 tillsynsbegäran.docx
+++ b/tillsyn/A 15665-2025 tillsynsbegäran.docx
@@ -303,7 +303,7 @@
     <w:r>
       <w:tab/>
       <w:tab/>
-      <w:t>2025-06-27</w:t>
+      <w:t>2025-06-28</w:t>
       <w:br/>
       <w:br/>
     </w:r>

--- a/tillsyn/A 15665-2025 tillsynsbegäran.docx
+++ b/tillsyn/A 15665-2025 tillsynsbegäran.docx
@@ -303,7 +303,7 @@
     <w:r>
       <w:tab/>
       <w:tab/>
-      <w:t>2025-06-28</w:t>
+      <w:t>2025-06-29</w:t>
       <w:br/>
       <w:br/>
     </w:r>

--- a/tillsyn/A 15665-2025 tillsynsbegäran.docx
+++ b/tillsyn/A 15665-2025 tillsynsbegäran.docx
@@ -303,7 +303,7 @@
     <w:r>
       <w:tab/>
       <w:tab/>
-      <w:t>2025-06-29</w:t>
+      <w:t>2025-06-30</w:t>
       <w:br/>
       <w:br/>
     </w:r>

--- a/tillsyn/A 15665-2025 tillsynsbegäran.docx
+++ b/tillsyn/A 15665-2025 tillsynsbegäran.docx
@@ -303,7 +303,7 @@
     <w:r>
       <w:tab/>
       <w:tab/>
-      <w:t>2025-06-30</w:t>
+      <w:t>2025-07-01</w:t>
       <w:br/>
       <w:br/>
     </w:r>

--- a/tillsyn/A 15665-2025 tillsynsbegäran.docx
+++ b/tillsyn/A 15665-2025 tillsynsbegäran.docx
@@ -303,7 +303,7 @@
     <w:r>
       <w:tab/>
       <w:tab/>
-      <w:t>2025-07-01</w:t>
+      <w:t>2025-07-02</w:t>
       <w:br/>
       <w:br/>
     </w:r>

--- a/tillsyn/A 15665-2025 tillsynsbegäran.docx
+++ b/tillsyn/A 15665-2025 tillsynsbegäran.docx
@@ -303,7 +303,7 @@
     <w:r>
       <w:tab/>
       <w:tab/>
-      <w:t>2025-07-02</w:t>
+      <w:t>2025-07-03</w:t>
       <w:br/>
       <w:br/>
     </w:r>

--- a/tillsyn/A 15665-2025 tillsynsbegäran.docx
+++ b/tillsyn/A 15665-2025 tillsynsbegäran.docx
@@ -303,7 +303,7 @@
     <w:r>
       <w:tab/>
       <w:tab/>
-      <w:t>2025-07-03</w:t>
+      <w:t>2025-07-04</w:t>
       <w:br/>
       <w:br/>
     </w:r>

--- a/tillsyn/A 15665-2025 tillsynsbegäran.docx
+++ b/tillsyn/A 15665-2025 tillsynsbegäran.docx
@@ -303,7 +303,7 @@
     <w:r>
       <w:tab/>
       <w:tab/>
-      <w:t>2025-07-04</w:t>
+      <w:t>2025-07-05</w:t>
       <w:br/>
       <w:br/>
     </w:r>

--- a/tillsyn/A 15665-2025 tillsynsbegäran.docx
+++ b/tillsyn/A 15665-2025 tillsynsbegäran.docx
@@ -303,7 +303,7 @@
     <w:r>
       <w:tab/>
       <w:tab/>
-      <w:t>2025-07-05</w:t>
+      <w:t>2025-07-06</w:t>
       <w:br/>
       <w:br/>
     </w:r>

--- a/tillsyn/A 15665-2025 tillsynsbegäran.docx
+++ b/tillsyn/A 15665-2025 tillsynsbegäran.docx
@@ -303,7 +303,7 @@
     <w:r>
       <w:tab/>
       <w:tab/>
-      <w:t>2025-07-06</w:t>
+      <w:t>2025-07-07</w:t>
       <w:br/>
       <w:br/>
     </w:r>

--- a/tillsyn/A 15665-2025 tillsynsbegäran.docx
+++ b/tillsyn/A 15665-2025 tillsynsbegäran.docx
@@ -303,7 +303,7 @@
     <w:r>
       <w:tab/>
       <w:tab/>
-      <w:t>2025-07-07</w:t>
+      <w:t>2025-07-08</w:t>
       <w:br/>
       <w:br/>
     </w:r>

--- a/tillsyn/A 15665-2025 tillsynsbegäran.docx
+++ b/tillsyn/A 15665-2025 tillsynsbegäran.docx
@@ -303,7 +303,7 @@
     <w:r>
       <w:tab/>
       <w:tab/>
-      <w:t>2025-07-08</w:t>
+      <w:t>2025-07-09</w:t>
       <w:br/>
       <w:br/>
     </w:r>

--- a/tillsyn/A 15665-2025 tillsynsbegäran.docx
+++ b/tillsyn/A 15665-2025 tillsynsbegäran.docx
@@ -303,7 +303,7 @@
     <w:r>
       <w:tab/>
       <w:tab/>
-      <w:t>2025-07-09</w:t>
+      <w:t>2025-07-11</w:t>
       <w:br/>
       <w:br/>
     </w:r>

--- a/tillsyn/A 15665-2025 tillsynsbegäran.docx
+++ b/tillsyn/A 15665-2025 tillsynsbegäran.docx
@@ -303,7 +303,7 @@
     <w:r>
       <w:tab/>
       <w:tab/>
-      <w:t>2025-07-11</w:t>
+      <w:t>2025-07-12</w:t>
       <w:br/>
       <w:br/>
     </w:r>

--- a/tillsyn/A 15665-2025 tillsynsbegäran.docx
+++ b/tillsyn/A 15665-2025 tillsynsbegäran.docx
@@ -303,7 +303,7 @@
     <w:r>
       <w:tab/>
       <w:tab/>
-      <w:t>2025-07-12</w:t>
+      <w:t>2025-07-13</w:t>
       <w:br/>
       <w:br/>
     </w:r>

--- a/tillsyn/A 15665-2025 tillsynsbegäran.docx
+++ b/tillsyn/A 15665-2025 tillsynsbegäran.docx
@@ -303,7 +303,7 @@
     <w:r>
       <w:tab/>
       <w:tab/>
-      <w:t>2025-07-13</w:t>
+      <w:t>2025-07-14</w:t>
       <w:br/>
       <w:br/>
     </w:r>

--- a/tillsyn/A 15665-2025 tillsynsbegäran.docx
+++ b/tillsyn/A 15665-2025 tillsynsbegäran.docx
@@ -303,7 +303,7 @@
     <w:r>
       <w:tab/>
       <w:tab/>
-      <w:t>2025-08-06</w:t>
+      <w:t>2025-08-09</w:t>
       <w:br/>
       <w:br/>
     </w:r>

--- a/tillsyn/A 15665-2025 tillsynsbegäran.docx
+++ b/tillsyn/A 15665-2025 tillsynsbegäran.docx
@@ -12,7 +12,7 @@
     </w:p>
     <w:p>
       <w:r>
-        <w:t>Detta dokument behandlar höga naturvärden i avverkningsanmälan A 15665-2025 i Kalmar kommun. Denna avverkningsanmälan inkom 2025-04-01 och omfattar 12,6 ha.</w:t>
+        <w:t>Detta dokument behandlar höga naturvärden i avverkningsanmälan A 15665-2025 i Kalmar kommun. Denna avverkningsanmälan inkom 2025-04-01 10:20:28 och omfattar 12,6 ha.</w:t>
       </w:r>
     </w:p>
     <w:p>

--- a/tillsyn/A 15665-2025 tillsynsbegäran.docx
+++ b/tillsyn/A 15665-2025 tillsynsbegäran.docx
@@ -303,7 +303,7 @@
     <w:r>
       <w:tab/>
       <w:tab/>
-      <w:t>2025-08-09</w:t>
+      <w:t>2025-08-10</w:t>
       <w:br/>
       <w:br/>
     </w:r>

--- a/tillsyn/A 15665-2025 tillsynsbegäran.docx
+++ b/tillsyn/A 15665-2025 tillsynsbegäran.docx
@@ -303,7 +303,7 @@
     <w:r>
       <w:tab/>
       <w:tab/>
-      <w:t>2025-08-10</w:t>
+      <w:t>2025-08-11</w:t>
       <w:br/>
       <w:br/>
     </w:r>

--- a/tillsyn/A 15665-2025 tillsynsbegäran.docx
+++ b/tillsyn/A 15665-2025 tillsynsbegäran.docx
@@ -303,7 +303,7 @@
     <w:r>
       <w:tab/>
       <w:tab/>
-      <w:t>2025-08-11</w:t>
+      <w:t>2025-08-12</w:t>
       <w:br/>
       <w:br/>
     </w:r>

--- a/tillsyn/A 15665-2025 tillsynsbegäran.docx
+++ b/tillsyn/A 15665-2025 tillsynsbegäran.docx
@@ -303,7 +303,7 @@
     <w:r>
       <w:tab/>
       <w:tab/>
-      <w:t>2025-08-12</w:t>
+      <w:t>2025-08-13</w:t>
       <w:br/>
       <w:br/>
     </w:r>

--- a/tillsyn/A 15665-2025 tillsynsbegäran.docx
+++ b/tillsyn/A 15665-2025 tillsynsbegäran.docx
@@ -303,7 +303,7 @@
     <w:r>
       <w:tab/>
       <w:tab/>
-      <w:t>2025-08-13</w:t>
+      <w:t>2025-08-14</w:t>
       <w:br/>
       <w:br/>
     </w:r>

--- a/tillsyn/A 15665-2025 tillsynsbegäran.docx
+++ b/tillsyn/A 15665-2025 tillsynsbegäran.docx
@@ -303,7 +303,7 @@
     <w:r>
       <w:tab/>
       <w:tab/>
-      <w:t>2025-08-14</w:t>
+      <w:t>2025-08-15</w:t>
       <w:br/>
       <w:br/>
     </w:r>

--- a/tillsyn/A 15665-2025 tillsynsbegäran.docx
+++ b/tillsyn/A 15665-2025 tillsynsbegäran.docx
@@ -303,7 +303,7 @@
     <w:r>
       <w:tab/>
       <w:tab/>
-      <w:t>2025-08-15</w:t>
+      <w:t>2025-08-16</w:t>
       <w:br/>
       <w:br/>
     </w:r>

--- a/tillsyn/A 15665-2025 tillsynsbegäran.docx
+++ b/tillsyn/A 15665-2025 tillsynsbegäran.docx
@@ -303,7 +303,7 @@
     <w:r>
       <w:tab/>
       <w:tab/>
-      <w:t>2025-08-16</w:t>
+      <w:t>2025-08-17</w:t>
       <w:br/>
       <w:br/>
     </w:r>

--- a/tillsyn/A 15665-2025 tillsynsbegäran.docx
+++ b/tillsyn/A 15665-2025 tillsynsbegäran.docx
@@ -303,7 +303,7 @@
     <w:r>
       <w:tab/>
       <w:tab/>
-      <w:t>2025-08-17</w:t>
+      <w:t>2025-08-18</w:t>
       <w:br/>
       <w:br/>
     </w:r>

--- a/tillsyn/A 15665-2025 tillsynsbegäran.docx
+++ b/tillsyn/A 15665-2025 tillsynsbegäran.docx
@@ -303,7 +303,7 @@
     <w:r>
       <w:tab/>
       <w:tab/>
-      <w:t>2025-08-18</w:t>
+      <w:t>2025-08-19</w:t>
       <w:br/>
       <w:br/>
     </w:r>

--- a/tillsyn/A 15665-2025 tillsynsbegäran.docx
+++ b/tillsyn/A 15665-2025 tillsynsbegäran.docx
@@ -303,7 +303,7 @@
     <w:r>
       <w:tab/>
       <w:tab/>
-      <w:t>2025-08-19</w:t>
+      <w:t>2025-08-20</w:t>
       <w:br/>
       <w:br/>
     </w:r>

--- a/tillsyn/A 15665-2025 tillsynsbegäran.docx
+++ b/tillsyn/A 15665-2025 tillsynsbegäran.docx
@@ -303,7 +303,7 @@
     <w:r>
       <w:tab/>
       <w:tab/>
-      <w:t>2025-08-20</w:t>
+      <w:t>2025-08-21</w:t>
       <w:br/>
       <w:br/>
     </w:r>

--- a/tillsyn/A 15665-2025 tillsynsbegäran.docx
+++ b/tillsyn/A 15665-2025 tillsynsbegäran.docx
@@ -303,7 +303,7 @@
     <w:r>
       <w:tab/>
       <w:tab/>
-      <w:t>2025-08-21</w:t>
+      <w:t>2025-08-22</w:t>
       <w:br/>
       <w:br/>
     </w:r>

--- a/tillsyn/A 15665-2025 tillsynsbegäran.docx
+++ b/tillsyn/A 15665-2025 tillsynsbegäran.docx
@@ -303,7 +303,7 @@
     <w:r>
       <w:tab/>
       <w:tab/>
-      <w:t>2025-08-22</w:t>
+      <w:t>2025-08-23</w:t>
       <w:br/>
       <w:br/>
     </w:r>

--- a/tillsyn/A 15665-2025 tillsynsbegäran.docx
+++ b/tillsyn/A 15665-2025 tillsynsbegäran.docx
@@ -303,7 +303,7 @@
     <w:r>
       <w:tab/>
       <w:tab/>
-      <w:t>2025-08-23</w:t>
+      <w:t>2025-08-24</w:t>
       <w:br/>
       <w:br/>
     </w:r>

--- a/tillsyn/A 15665-2025 tillsynsbegäran.docx
+++ b/tillsyn/A 15665-2025 tillsynsbegäran.docx
@@ -303,7 +303,7 @@
     <w:r>
       <w:tab/>
       <w:tab/>
-      <w:t>2025-08-24</w:t>
+      <w:t>2025-08-25</w:t>
       <w:br/>
       <w:br/>
     </w:r>

--- a/tillsyn/A 15665-2025 tillsynsbegäran.docx
+++ b/tillsyn/A 15665-2025 tillsynsbegäran.docx
@@ -303,7 +303,7 @@
     <w:r>
       <w:tab/>
       <w:tab/>
-      <w:t>2025-08-25</w:t>
+      <w:t>2025-08-26</w:t>
       <w:br/>
       <w:br/>
     </w:r>

--- a/tillsyn/A 15665-2025 tillsynsbegäran.docx
+++ b/tillsyn/A 15665-2025 tillsynsbegäran.docx
@@ -303,7 +303,7 @@
     <w:r>
       <w:tab/>
       <w:tab/>
-      <w:t>2025-08-26</w:t>
+      <w:t>2025-08-30</w:t>
       <w:br/>
       <w:br/>
     </w:r>

--- a/tillsyn/A 15665-2025 tillsynsbegäran.docx
+++ b/tillsyn/A 15665-2025 tillsynsbegäran.docx
@@ -303,7 +303,7 @@
     <w:r>
       <w:tab/>
       <w:tab/>
-      <w:t>2025-08-30</w:t>
+      <w:t>2025-08-31</w:t>
       <w:br/>
       <w:br/>
     </w:r>

--- a/tillsyn/A 15665-2025 tillsynsbegäran.docx
+++ b/tillsyn/A 15665-2025 tillsynsbegäran.docx
@@ -303,7 +303,7 @@
     <w:r>
       <w:tab/>
       <w:tab/>
-      <w:t>2025-08-31</w:t>
+      <w:t>2025-09-01</w:t>
       <w:br/>
       <w:br/>
     </w:r>

--- a/tillsyn/A 15665-2025 tillsynsbegäran.docx
+++ b/tillsyn/A 15665-2025 tillsynsbegäran.docx
@@ -303,7 +303,7 @@
     <w:r>
       <w:tab/>
       <w:tab/>
-      <w:t>2025-09-01</w:t>
+      <w:t>2025-09-04</w:t>
       <w:br/>
       <w:br/>
     </w:r>

--- a/tillsyn/A 15665-2025 tillsynsbegäran.docx
+++ b/tillsyn/A 15665-2025 tillsynsbegäran.docx
@@ -303,7 +303,7 @@
     <w:r>
       <w:tab/>
       <w:tab/>
-      <w:t>2025-09-04</w:t>
+      <w:t>2025-09-05</w:t>
       <w:br/>
       <w:br/>
     </w:r>

--- a/tillsyn/A 15665-2025 tillsynsbegäran.docx
+++ b/tillsyn/A 15665-2025 tillsynsbegäran.docx
@@ -303,7 +303,7 @@
     <w:r>
       <w:tab/>
       <w:tab/>
-      <w:t>2025-09-05</w:t>
+      <w:t>2025-09-07</w:t>
       <w:br/>
       <w:br/>
     </w:r>

--- a/tillsyn/A 15665-2025 tillsynsbegäran.docx
+++ b/tillsyn/A 15665-2025 tillsynsbegäran.docx
@@ -303,7 +303,7 @@
     <w:r>
       <w:tab/>
       <w:tab/>
-      <w:t>2025-09-07</w:t>
+      <w:t>2025-09-08</w:t>
       <w:br/>
       <w:br/>
     </w:r>
